--- a/en/scientists/CV/Word/Allahverdiyev_Oruc_CV_EN.docx
+++ b/en/scientists/CV/Word/Allahverdiyev_Oruc_CV_EN.docx
@@ -2526,43 +2526,39 @@
           <w:sz w:val="21"/>
           <w:szCs w:val="21"/>
         </w:rPr>
-        <w:t xml:space="preserve">16. Ergül Erkeç Özlem, </w:t>
-      </w:r>
-      <w:r>
-        <w:rPr>
-          <w:rFonts w:ascii="Times New Roman" w:cs="Times New Roman" w:eastAsia="Times New Roman" w:hAnsi="Times New Roman"/>
-          <w:b/>
-          <w:bCs/>
-          <w:sz w:val="21"/>
-          <w:szCs w:val="21"/>
-        </w:rPr>
-        <w:t>Yunusoğlu</w:t>
-      </w:r>
-      <w:r>
-        <w:rPr>
-          <w:rFonts w:ascii="Times New Roman" w:cs="Times New Roman" w:eastAsia="Times New Roman" w:hAnsi="Times New Roman"/>
-          <w:sz w:val="21"/>
-          <w:szCs w:val="21"/>
-        </w:rPr>
-        <w:t xml:space="preserve"> </w:t>
-      </w:r>
-      <w:r>
-        <w:rPr>
-          <w:rFonts w:ascii="Times New Roman" w:cs="Times New Roman" w:eastAsia="Times New Roman" w:hAnsi="Times New Roman"/>
-          <w:b/>
-          <w:bCs/>
-          <w:sz w:val="21"/>
-          <w:szCs w:val="21"/>
-        </w:rPr>
-        <w:t>Oruç</w:t>
-      </w:r>
-      <w:r>
-        <w:rPr>
-          <w:rFonts w:ascii="Times New Roman" w:cs="Times New Roman" w:eastAsia="Times New Roman" w:hAnsi="Times New Roman"/>
-          <w:sz w:val="21"/>
-          <w:szCs w:val="21"/>
-        </w:rPr>
-        <w:t>, Huyut Zübeyir (2022). Evaluation of repeated ghrelin administration on seizures, oxidative stress and neurochemical parameters in pentyleneterazole induced kindling in rats.. Int J Neurosci, Doi: 10.1080/00207454.2022.2107516.</w:t>
+        <w:t>16. Ergül Erkeç Özlem, Yunusoğlu Oruç, Huyut Zübeyir (2022). Evaluation of repeated ghrelin administration on seizures, oxidative stress and neurochemical parameters in pentyleneterazole induced kindling in rats. Int J Neurosci, Doi: 10.1080/00207454.2022.2107516.</w:t>
+      </w:r>
+      <w:r>
+        <w:rPr>
+          <w:rFonts w:ascii="Times New Roman" w:cs="Times New Roman" w:eastAsia="Times New Roman" w:hAnsi="Times New Roman"/>
+          <w:b/>
+          <w:bCs/>
+          <w:sz w:val="21"/>
+          <w:szCs w:val="21"/>
+        </w:rPr>
+      </w:r>
+      <w:r>
+        <w:rPr>
+          <w:rFonts w:ascii="Times New Roman" w:cs="Times New Roman" w:eastAsia="Times New Roman" w:hAnsi="Times New Roman"/>
+          <w:sz w:val="21"/>
+          <w:szCs w:val="21"/>
+        </w:rPr>
+      </w:r>
+      <w:r>
+        <w:rPr>
+          <w:rFonts w:ascii="Times New Roman" w:cs="Times New Roman" w:eastAsia="Times New Roman" w:hAnsi="Times New Roman"/>
+          <w:b/>
+          <w:bCs/>
+          <w:sz w:val="21"/>
+          <w:szCs w:val="21"/>
+        </w:rPr>
+      </w:r>
+      <w:r>
+        <w:rPr>
+          <w:rFonts w:ascii="Times New Roman" w:cs="Times New Roman" w:eastAsia="Times New Roman" w:hAnsi="Times New Roman"/>
+          <w:sz w:val="21"/>
+          <w:szCs w:val="21"/>
+        </w:rPr>
       </w:r>
     </w:p>
     <w:p>
@@ -3916,43 +3912,39 @@
           <w:sz w:val="21"/>
           <w:szCs w:val="21"/>
         </w:rPr>
-        <w:t>44. Turunç Bahar,Zengin Türkmen Asli,</w:t>
-      </w:r>
-      <w:r>
-        <w:rPr>
-          <w:rFonts w:ascii="Times New Roman" w:cs="Times New Roman" w:eastAsia="Times New Roman" w:hAnsi="Times New Roman"/>
-          <w:b/>
-          <w:bCs/>
-          <w:sz w:val="21"/>
-          <w:szCs w:val="21"/>
-        </w:rPr>
-        <w:t>Yunusoğlu</w:t>
-      </w:r>
-      <w:r>
-        <w:rPr>
-          <w:rFonts w:ascii="Times New Roman" w:cs="Times New Roman" w:eastAsia="Times New Roman" w:hAnsi="Times New Roman"/>
-          <w:sz w:val="21"/>
-          <w:szCs w:val="21"/>
-        </w:rPr>
-        <w:t xml:space="preserve"> </w:t>
-      </w:r>
-      <w:r>
-        <w:rPr>
-          <w:rFonts w:ascii="Times New Roman" w:cs="Times New Roman" w:eastAsia="Times New Roman" w:hAnsi="Times New Roman"/>
-          <w:b/>
-          <w:bCs/>
-          <w:sz w:val="21"/>
-          <w:szCs w:val="21"/>
-        </w:rPr>
-        <w:t>Oruç</w:t>
-      </w:r>
-      <w:r>
-        <w:rPr>
-          <w:rFonts w:ascii="Times New Roman" w:cs="Times New Roman" w:eastAsia="Times New Roman" w:hAnsi="Times New Roman"/>
-          <w:sz w:val="21"/>
-          <w:szCs w:val="21"/>
-        </w:rPr>
-        <w:t>,Enginar Nurhan (2016). Antimuscarinic-induced convulsions in fasted animals after food intake: evaluation of the effects of levetiracetam, topiramate and different doses of atropine.. Naunyn-Schmiedebergs Archives Of Pharmacology, 57(62)</w:t>
+        <w:t>44. Turunç Bahar,Zengin Türkmen Asli,Yunusoğlu Oruç,Enginar Nurhan (2016). Antimuscarinic-induced convulsions in fasted animals after food intake: evaluation of the effects of levetiracetam, topiramate and different doses of atropine. Naunyn-Schmiedebergs Archives Of Pharmacology, 57(62)</w:t>
+      </w:r>
+      <w:r>
+        <w:rPr>
+          <w:rFonts w:ascii="Times New Roman" w:cs="Times New Roman" w:eastAsia="Times New Roman" w:hAnsi="Times New Roman"/>
+          <w:b/>
+          <w:bCs/>
+          <w:sz w:val="21"/>
+          <w:szCs w:val="21"/>
+        </w:rPr>
+      </w:r>
+      <w:r>
+        <w:rPr>
+          <w:rFonts w:ascii="Times New Roman" w:cs="Times New Roman" w:eastAsia="Times New Roman" w:hAnsi="Times New Roman"/>
+          <w:sz w:val="21"/>
+          <w:szCs w:val="21"/>
+        </w:rPr>
+      </w:r>
+      <w:r>
+        <w:rPr>
+          <w:rFonts w:ascii="Times New Roman" w:cs="Times New Roman" w:eastAsia="Times New Roman" w:hAnsi="Times New Roman"/>
+          <w:b/>
+          <w:bCs/>
+          <w:sz w:val="21"/>
+          <w:szCs w:val="21"/>
+        </w:rPr>
+      </w:r>
+      <w:r>
+        <w:rPr>
+          <w:rFonts w:ascii="Times New Roman" w:cs="Times New Roman" w:eastAsia="Times New Roman" w:hAnsi="Times New Roman"/>
+          <w:sz w:val="21"/>
+          <w:szCs w:val="21"/>
+        </w:rPr>
       </w:r>
     </w:p>
     <w:p>
@@ -4620,43 +4612,39 @@
           <w:sz w:val="21"/>
           <w:szCs w:val="21"/>
         </w:rPr>
-        <w:t xml:space="preserve">10. Berköz Mehmet, </w:t>
-      </w:r>
-      <w:r>
-        <w:rPr>
-          <w:rFonts w:ascii="Times New Roman" w:cs="Times New Roman" w:eastAsia="Times New Roman" w:hAnsi="Times New Roman"/>
-          <w:b/>
-          <w:bCs/>
-          <w:sz w:val="21"/>
-          <w:szCs w:val="21"/>
-        </w:rPr>
-        <w:t>Yunusoğlu</w:t>
-      </w:r>
-      <w:r>
-        <w:rPr>
-          <w:rFonts w:ascii="Times New Roman" w:cs="Times New Roman" w:eastAsia="Times New Roman" w:hAnsi="Times New Roman"/>
-          <w:sz w:val="21"/>
-          <w:szCs w:val="21"/>
-        </w:rPr>
-        <w:t xml:space="preserve"> </w:t>
-      </w:r>
-      <w:r>
-        <w:rPr>
-          <w:rFonts w:ascii="Times New Roman" w:cs="Times New Roman" w:eastAsia="Times New Roman" w:hAnsi="Times New Roman"/>
-          <w:b/>
-          <w:bCs/>
-          <w:sz w:val="21"/>
-          <w:szCs w:val="21"/>
-        </w:rPr>
-        <w:t>Oruç</w:t>
-      </w:r>
-      <w:r>
-        <w:rPr>
-          <w:rFonts w:ascii="Times New Roman" w:cs="Times New Roman" w:eastAsia="Times New Roman" w:hAnsi="Times New Roman"/>
-          <w:sz w:val="21"/>
-          <w:szCs w:val="21"/>
-        </w:rPr>
-        <w:t>, Özkan Yilmaz Ferbal, Özlüer Hunt Arzu, Yildirim Metin, Yalin Serap, Türkmen Ömer (2021). Chemical, antioxidant and antimicrobial properties of Alburnus tarichi roe protein hydrolysate.. 13th International Symposium on Pharmaceutical Sciences (ISOPS-13), 256-256. (Özet Bildiri/Poster)</w:t>
+        <w:t>10. Berköz Mehmet, Yunusoğlu Oruç, Özkan Yilmaz Ferbal, Özlüer Hunt Arzu, Yildirim Metin, Yalin Serap, Türkmen Ömer (2021). Chemical, antioxidant and antimicrobial properties of Alburnus tarichi roe protein hydrolysate. 13th International Symposium on Pharmaceutical Sciences (ISOPS-13), 256-256. (Özet Bildiri/Poster)</w:t>
+      </w:r>
+      <w:r>
+        <w:rPr>
+          <w:rFonts w:ascii="Times New Roman" w:cs="Times New Roman" w:eastAsia="Times New Roman" w:hAnsi="Times New Roman"/>
+          <w:b/>
+          <w:bCs/>
+          <w:sz w:val="21"/>
+          <w:szCs w:val="21"/>
+        </w:rPr>
+      </w:r>
+      <w:r>
+        <w:rPr>
+          <w:rFonts w:ascii="Times New Roman" w:cs="Times New Roman" w:eastAsia="Times New Roman" w:hAnsi="Times New Roman"/>
+          <w:sz w:val="21"/>
+          <w:szCs w:val="21"/>
+        </w:rPr>
+      </w:r>
+      <w:r>
+        <w:rPr>
+          <w:rFonts w:ascii="Times New Roman" w:cs="Times New Roman" w:eastAsia="Times New Roman" w:hAnsi="Times New Roman"/>
+          <w:b/>
+          <w:bCs/>
+          <w:sz w:val="21"/>
+          <w:szCs w:val="21"/>
+        </w:rPr>
+      </w:r>
+      <w:r>
+        <w:rPr>
+          <w:rFonts w:ascii="Times New Roman" w:cs="Times New Roman" w:eastAsia="Times New Roman" w:hAnsi="Times New Roman"/>
+          <w:sz w:val="21"/>
+          <w:szCs w:val="21"/>
+        </w:rPr>
       </w:r>
     </w:p>
     <w:p>
@@ -4767,43 +4755,39 @@
           <w:sz w:val="21"/>
           <w:szCs w:val="21"/>
         </w:rPr>
-        <w:t xml:space="preserve">13. </w:t>
-      </w:r>
-      <w:r>
-        <w:rPr>
-          <w:rFonts w:ascii="Times New Roman" w:cs="Times New Roman" w:eastAsia="Times New Roman" w:hAnsi="Times New Roman"/>
-          <w:b/>
-          <w:bCs/>
-          <w:sz w:val="21"/>
-          <w:szCs w:val="21"/>
-        </w:rPr>
-        <w:t>Yunusoğlu</w:t>
-      </w:r>
-      <w:r>
-        <w:rPr>
-          <w:rFonts w:ascii="Times New Roman" w:cs="Times New Roman" w:eastAsia="Times New Roman" w:hAnsi="Times New Roman"/>
-          <w:sz w:val="21"/>
-          <w:szCs w:val="21"/>
-        </w:rPr>
-        <w:t xml:space="preserve"> </w:t>
-      </w:r>
-      <w:r>
-        <w:rPr>
-          <w:rFonts w:ascii="Times New Roman" w:cs="Times New Roman" w:eastAsia="Times New Roman" w:hAnsi="Times New Roman"/>
-          <w:b/>
-          <w:bCs/>
-          <w:sz w:val="21"/>
-          <w:szCs w:val="21"/>
-        </w:rPr>
-        <w:t>Oruç</w:t>
-      </w:r>
-      <w:r>
-        <w:rPr>
-          <w:rFonts w:ascii="Times New Roman" w:cs="Times New Roman" w:eastAsia="Times New Roman" w:hAnsi="Times New Roman"/>
-          <w:sz w:val="21"/>
-          <w:szCs w:val="21"/>
-        </w:rPr>
-        <w:t>, Berköz Mehmet, Özkan Yilmaz Ferbal, Özlüer Hunt Arzu, Türkmen Ömer (2019). Antioxidant Activity of An Ethnobotanically Important Plant Crocus Sativus L.. 3. International Conference on Agriculture, Food, Veterinary and Pharmacy Sciences, 668-668. (Özet Bildiri/Sözlü Sunum)</w:t>
+        <w:t>13. Yunusoğlu Oruç, Berköz Mehmet, Özkan Yilmaz Ferbal, Özlüer Hunt Arzu, Türkmen Ömer (2019). Antioxidant Activity of An Ethnobotanically Important Plant Crocus Sativus L. 3. International Conference on Agriculture, Food, Veterinary and Pharmacy Sciences, 668-668. (Özet Bildiri/Sözlü Sunum)</w:t>
+      </w:r>
+      <w:r>
+        <w:rPr>
+          <w:rFonts w:ascii="Times New Roman" w:cs="Times New Roman" w:eastAsia="Times New Roman" w:hAnsi="Times New Roman"/>
+          <w:b/>
+          <w:bCs/>
+          <w:sz w:val="21"/>
+          <w:szCs w:val="21"/>
+        </w:rPr>
+      </w:r>
+      <w:r>
+        <w:rPr>
+          <w:rFonts w:ascii="Times New Roman" w:cs="Times New Roman" w:eastAsia="Times New Roman" w:hAnsi="Times New Roman"/>
+          <w:sz w:val="21"/>
+          <w:szCs w:val="21"/>
+        </w:rPr>
+      </w:r>
+      <w:r>
+        <w:rPr>
+          <w:rFonts w:ascii="Times New Roman" w:cs="Times New Roman" w:eastAsia="Times New Roman" w:hAnsi="Times New Roman"/>
+          <w:b/>
+          <w:bCs/>
+          <w:sz w:val="21"/>
+          <w:szCs w:val="21"/>
+        </w:rPr>
+      </w:r>
+      <w:r>
+        <w:rPr>
+          <w:rFonts w:ascii="Times New Roman" w:cs="Times New Roman" w:eastAsia="Times New Roman" w:hAnsi="Times New Roman"/>
+          <w:sz w:val="21"/>
+          <w:szCs w:val="21"/>
+        </w:rPr>
       </w:r>
     </w:p>
     <w:p>
@@ -5079,92 +5063,84 @@
           <w:sz w:val="21"/>
           <w:szCs w:val="21"/>
         </w:rPr>
-        <w:t xml:space="preserve">19. Berköz Mehmet, Kahraman Tahir, Yildirim Metin, </w:t>
-      </w:r>
-      <w:r>
-        <w:rPr>
-          <w:rFonts w:ascii="Times New Roman" w:cs="Times New Roman" w:eastAsia="Times New Roman" w:hAnsi="Times New Roman"/>
-          <w:b/>
-          <w:bCs/>
-          <w:sz w:val="21"/>
-          <w:szCs w:val="21"/>
-        </w:rPr>
-        <w:t>Yunusoğlu</w:t>
-      </w:r>
-      <w:r>
-        <w:rPr>
-          <w:rFonts w:ascii="Times New Roman" w:cs="Times New Roman" w:eastAsia="Times New Roman" w:hAnsi="Times New Roman"/>
-          <w:sz w:val="21"/>
-          <w:szCs w:val="21"/>
-        </w:rPr>
-        <w:t xml:space="preserve"> </w:t>
-      </w:r>
-      <w:r>
-        <w:rPr>
-          <w:rFonts w:ascii="Times New Roman" w:cs="Times New Roman" w:eastAsia="Times New Roman" w:hAnsi="Times New Roman"/>
-          <w:b/>
-          <w:bCs/>
-          <w:sz w:val="21"/>
-          <w:szCs w:val="21"/>
-        </w:rPr>
-        <w:t>Oruç</w:t>
-      </w:r>
-      <w:r>
-        <w:rPr>
-          <w:rFonts w:ascii="Times New Roman" w:cs="Times New Roman" w:eastAsia="Times New Roman" w:hAnsi="Times New Roman"/>
-          <w:sz w:val="21"/>
-          <w:szCs w:val="21"/>
-        </w:rPr>
-        <w:t>, Yalin Serap, Saeed Karzan Mahmood, Türel İdris (2018). Attenuation of testis damage in streptozotocininduced diabetic rats by Vaccinium myrtillus L. extract.. 12th International Symposium on Pharmaceutical Sciences (ISOPS-12), 342-343. (Özet Bildiri/Poster)</w:t>
-      </w:r>
-    </w:p>
-    <w:p>
-      <w:pPr>
-        <w:spacing w:after="80"/>
-      </w:pPr>
-      <w:r>
-        <w:rPr>
-          <w:rFonts w:ascii="Times New Roman" w:cs="Times New Roman" w:eastAsia="Times New Roman" w:hAnsi="Times New Roman"/>
-          <w:sz w:val="21"/>
-          <w:szCs w:val="21"/>
-        </w:rPr>
-        <w:t xml:space="preserve">20. Yalin Serap, Berköz Mehmet, Kahraman Tahir, Yildirim Metin, </w:t>
-      </w:r>
-      <w:r>
-        <w:rPr>
-          <w:rFonts w:ascii="Times New Roman" w:cs="Times New Roman" w:eastAsia="Times New Roman" w:hAnsi="Times New Roman"/>
-          <w:b/>
-          <w:bCs/>
-          <w:sz w:val="21"/>
-          <w:szCs w:val="21"/>
-        </w:rPr>
-        <w:t>Yunusoğlu</w:t>
-      </w:r>
-      <w:r>
-        <w:rPr>
-          <w:rFonts w:ascii="Times New Roman" w:cs="Times New Roman" w:eastAsia="Times New Roman" w:hAnsi="Times New Roman"/>
-          <w:sz w:val="21"/>
-          <w:szCs w:val="21"/>
-        </w:rPr>
-        <w:t xml:space="preserve"> </w:t>
-      </w:r>
-      <w:r>
-        <w:rPr>
-          <w:rFonts w:ascii="Times New Roman" w:cs="Times New Roman" w:eastAsia="Times New Roman" w:hAnsi="Times New Roman"/>
-          <w:b/>
-          <w:bCs/>
-          <w:sz w:val="21"/>
-          <w:szCs w:val="21"/>
-        </w:rPr>
-        <w:t>Oruç</w:t>
-      </w:r>
-      <w:r>
-        <w:rPr>
-          <w:rFonts w:ascii="Times New Roman" w:cs="Times New Roman" w:eastAsia="Times New Roman" w:hAnsi="Times New Roman"/>
-          <w:sz w:val="21"/>
-          <w:szCs w:val="21"/>
-        </w:rPr>
-        <w:t>, Saeed Karzan Mahmood, Türel İdris (2018). Investigation of the effect of Vaccinium myrtillus L. on oxidative stress in lung tissue of diabetic rats.. 12th International Symposium on Pharmaceutical Sciences (ISOPS-12), 347-348. (Özet Bildiri/Poster)</w:t>
+        <w:t>19. Berköz Mehmet, Kahraman Tahir, Yildirim Metin, Yunusoğlu Oruç, Yalin Serap, Saeed Karzan Mahmood, Türel İdris (2018). Attenuation of testis damage in streptozotocininduced diabetic rats by Vaccinium myrtillus L. extract. 12th International Symposium on Pharmaceutical Sciences (ISOPS-12), 342-343. (Özet Bildiri/Poster)</w:t>
+      </w:r>
+      <w:r>
+        <w:rPr>
+          <w:rFonts w:ascii="Times New Roman" w:cs="Times New Roman" w:eastAsia="Times New Roman" w:hAnsi="Times New Roman"/>
+          <w:b/>
+          <w:bCs/>
+          <w:sz w:val="21"/>
+          <w:szCs w:val="21"/>
+        </w:rPr>
+      </w:r>
+      <w:r>
+        <w:rPr>
+          <w:rFonts w:ascii="Times New Roman" w:cs="Times New Roman" w:eastAsia="Times New Roman" w:hAnsi="Times New Roman"/>
+          <w:sz w:val="21"/>
+          <w:szCs w:val="21"/>
+        </w:rPr>
+      </w:r>
+      <w:r>
+        <w:rPr>
+          <w:rFonts w:ascii="Times New Roman" w:cs="Times New Roman" w:eastAsia="Times New Roman" w:hAnsi="Times New Roman"/>
+          <w:b/>
+          <w:bCs/>
+          <w:sz w:val="21"/>
+          <w:szCs w:val="21"/>
+        </w:rPr>
+      </w:r>
+      <w:r>
+        <w:rPr>
+          <w:rFonts w:ascii="Times New Roman" w:cs="Times New Roman" w:eastAsia="Times New Roman" w:hAnsi="Times New Roman"/>
+          <w:sz w:val="21"/>
+          <w:szCs w:val="21"/>
+        </w:rPr>
+      </w:r>
+    </w:p>
+    <w:p>
+      <w:pPr>
+        <w:spacing w:after="80"/>
+      </w:pPr>
+      <w:r>
+        <w:rPr>
+          <w:rFonts w:ascii="Times New Roman" w:cs="Times New Roman" w:eastAsia="Times New Roman" w:hAnsi="Times New Roman"/>
+          <w:sz w:val="21"/>
+          <w:szCs w:val="21"/>
+        </w:rPr>
+        <w:t>20. Yalin Serap, Berköz Mehmet, Kahraman Tahir, Yildirim Metin, Yunusoğlu Oruç, Saeed Karzan Mahmood, Türel İdris (2018). Investigation of the effect of Vaccinium myrtillus L. on oxidative stress in lung tissue of diabetic rats. 12th International Symposium on Pharmaceutical Sciences (ISOPS-12), 347-348. (Özet Bildiri/Poster)</w:t>
+      </w:r>
+      <w:r>
+        <w:rPr>
+          <w:rFonts w:ascii="Times New Roman" w:cs="Times New Roman" w:eastAsia="Times New Roman" w:hAnsi="Times New Roman"/>
+          <w:b/>
+          <w:bCs/>
+          <w:sz w:val="21"/>
+          <w:szCs w:val="21"/>
+        </w:rPr>
+      </w:r>
+      <w:r>
+        <w:rPr>
+          <w:rFonts w:ascii="Times New Roman" w:cs="Times New Roman" w:eastAsia="Times New Roman" w:hAnsi="Times New Roman"/>
+          <w:sz w:val="21"/>
+          <w:szCs w:val="21"/>
+        </w:rPr>
+      </w:r>
+      <w:r>
+        <w:rPr>
+          <w:rFonts w:ascii="Times New Roman" w:cs="Times New Roman" w:eastAsia="Times New Roman" w:hAnsi="Times New Roman"/>
+          <w:b/>
+          <w:bCs/>
+          <w:sz w:val="21"/>
+          <w:szCs w:val="21"/>
+        </w:rPr>
+      </w:r>
+      <w:r>
+        <w:rPr>
+          <w:rFonts w:ascii="Times New Roman" w:cs="Times New Roman" w:eastAsia="Times New Roman" w:hAnsi="Times New Roman"/>
+          <w:sz w:val="21"/>
+          <w:szCs w:val="21"/>
+        </w:rPr>
       </w:r>
     </w:p>
     <w:p>
